--- a/Technical Documentation.docx
+++ b/Technical Documentation.docx
@@ -383,13 +383,12 @@
           <w:bCs w:val="1"/>
           <w:rtl w:val="0"/>
         </w:rPr>
-        <w:t xml:space="preserve">1.2.2 Front End Data flow: </w:t>
-      </w:r>
-      <w:r>
-        <w:rPr>
-          <w:rtl w:val="0"/>
-        </w:rPr>
-        <w:t xml:space="preserve">The model_forecasts table is the single interface between backend pipeline and frontend. On the frontend, four data access functions are defined as clean stubs with documented table schemas: fetch_nowcast_data retrieves model predictions for a selected quarter, fetch_confidence_intervals retrieves the corresponding uncertainty bounds for a chosen model, fetch_historical_data retrieves actuals and model predictions over a user-specified date range conditioned on the flash estimate month, and fetch_evaluation_metrics retrieves RMSE for selected models. Each function queries Supabase directly, returning live model outputs to the frontend. No model estimation occurs at runtime; all nowcast values are pre-computated and stored, keeping the frontend lightweight and responsive. </w:t>
+        <w:t xml:space="preserve">1.2.2 Front End Data flow: The model_forecasts table is the single interface between backend pipeline and frontend. On the frontend, four data access functions are defined as clean stubs with documented table schemas: fetch_nowcast_data retrieves model predictions for a selected quarter, fetch_confidence_intervals retrieves the corresponding uncertainty bounds for a chosen model, fetch_historical_data retrieves actuals and model predictions over a user-specified date range conditioned on the flash estimate month, and fetch_rmse retrieves RMSE for selected models. Each function queries Supabase directly, returning live model outputs to the frontend. No model estimation occurs at runtime; all nowcast values are pre-computated and stored, keeping the frontend lightweight and responsive. </w:t>
+      </w:r>
+      <w:r>
+        <w:rPr>
+          <w:rtl w:val="0"/>
+        </w:rPr>
       </w:r>
     </w:p>
     <w:p>
@@ -2816,7 +2815,7 @@
         <w:rPr>
           <w:rtl w:val="0"/>
         </w:rPr>
-        <w:t xml:space="preserve">The Final Model was either LASSO or Random Forest. These two models were chosen because LASSO and Random Forest are models that perform some kind of feature selection, which performs better on high dimensional models like ours, with a similar number of both number of observations and number of predictors. Both LASSO and Random Forest was run on the four different feature matrices, with some exceptions: LASSO was not run on X4, because there are too many variables for it to be computationally efficient; Random Forests was not run on X1 or X3, because Random Forest performs better with more variables, and the design matrices with lags added were used.</w:t>
+        <w:t>The Final Model was either LASSO or Random Forest. These two models were chosen because LASSO and Random Forest are models that perform some kind of feature selection, which performs better on high dimensional models like ours, with a similar number of both number of observations and number of predictors. Both LASSO and Random Forest was run on the four different feature matrices, with some exceptions: LASSO was not run on X4 because our current hdmpy-based implementation does not complete in reasonable time on X4's column count; LASSO itself is used in the literature with far larger predictor sets; Random Forests was not run on X1 or X3, because Random Forest performs better with more variables, and the design matrices with lags added were used.</w:t>
       </w:r>
     </w:p>
     <w:p>

--- a/Technical Documentation.docx
+++ b/Technical Documentation.docx
@@ -4123,19 +4123,17 @@
         <w:rPr>
           <w:rtl w:val="0"/>
         </w:rPr>
-        <w:t xml:space="preserve">Confidence intervals for each nowcast are calculated based on the RMSE of predictions in the test set. The training data used to predict each test set point takes the latest released values for the indicators in the previous quarters, which results in seemingly very accurate predictions. These residuals, however, are not representative of our monthly predictions. Our monthly predictions are limited to using ragged-edge filled values and flash estimates of features. As such, calculating confidence intervals from the training data is unable to produce realistic intervals for each test set point, because the residuals in the training set are too small. Hence, update_ci_columns() in ci_update.py takes the RMSE values from the </w:t>
-      </w:r>
-      <w:r>
-        <w:rPr>
-          <w:rtl w:val="0"/>
-        </w:rPr>
-        <w:t xml:space="preserve">rmse</w:t>
-      </w:r>
-      <w:r>
-        <w:rPr>
-          <w:rtl w:val="0"/>
-        </w:rPr>
-        <w:t xml:space="preserve"> Supabase table directly to multiply it with the 50% and 80% critical values to obtain a confidence interval for each model version.</w:t>
+        <w:t>Confidence intervals for each nowcast are calculated based on the RMSE of predictions in the test set. The training data used to predict each test set point takes the latest released values for the indicators in the previous quarters, which results in seemingly very accurate predictions. These residuals, however, are not representative of our monthly predictions. Our monthly predictions are limited to using ragged-edge filled values and flash estimates of features. As such, calculating confidence intervals from the training data is unable to produce realistic intervals for each test set point, because the residuals in the training set are too small. Hence, update_ci_columns() in ci_update.py takes the RMSE values from the rmse Supabase table directly to multiply it with the 50% and 80% Gaussian critical values (0.674 and 1.282) to obtain a confidence interval for each model version, assuming forecast errors are approximately Normally distributed. Because RMSE excludes the 2020 COVID-19 quarters as outliers (Section 2.3.2), these intervals also exclude that tail-event variance, which likely makes them tighter than the true unconditional uncertainty in GDP growth.</w:t>
+      </w:r>
+      <w:r>
+        <w:rPr>
+          <w:rtl w:val="0"/>
+        </w:rPr>
+      </w:r>
+      <w:r>
+        <w:rPr>
+          <w:rtl w:val="0"/>
+        </w:rPr>
       </w:r>
     </w:p>
     <w:p>
@@ -4170,7 +4168,7 @@
         <w:rPr>
           <w:rtl w:val="0"/>
         </w:rPr>
-        <w:t xml:space="preserve">The Diebold-Mariano (DM) test is a statistical test used to determine whether the difference in predictive accuracy between two competing forecasting models is statistically significant. In dm_test.py, the latest forecast data from the model_forecast table in Supabase is fetched to provide the nowcasts from each model. The function dm_test() outputs the DM test statistic based on these nowcasts. In dm_test(), the difference in the loss for each unique model pair is first calculated. Mean Absolute Error (MAE) is used in this case to reduce the impact of big errors. A regression on a constant using the OLS function in statsmodels was used to obtain the heteroskedastic and autocorrelation consistent standard errors for the difference based on Newey &amp; West (1994). Additionally, because the sample size is relatively small (n=97), the correction proposed by Harvey et. al. (1998) for finite sample sizes was used to obtain a more accurate DM test statistic. P values were calculated using a two-tailed test on a T distribution with n-1 degrees of freedom.</w:t>
+        <w:t>The Diebold-Mariano (DM) test is a statistical test used to determine whether the difference in predictive accuracy between two competing forecasting models is statistically significant. In dm_test.py, the latest forecast data from the model_forecast table in Supabase is fetched to provide the nowcasts from each model. The function dm_test() outputs the DM test statistic based on these nowcasts. In dm_test(), the difference in the loss for each unique model pair is first calculated. Squared error is used in this case, consistent with the RMSE figures reported alongside each DM test. A regression on a constant using the OLS function in statsmodels was used to obtain the heteroskedastic and autocorrelation consistent standard errors for the difference based on Newey &amp; West (1994). Additionally, because the sample size is relatively small (n=97), the correction proposed by Harvey et. al. (1998) for finite sample sizes was used to obtain a more accurate DM test statistic. P values were calculated using a two-tailed test on a T distribution with n-1 degrees of freedom.</w:t>
       </w:r>
     </w:p>
     <w:p>

--- a/Technical Documentation.docx
+++ b/Technical Documentation.docx
@@ -4018,7 +4018,7 @@
         <w:rPr>
           <w:rtl w:val="0"/>
         </w:rPr>
-        <w:t xml:space="preserve">The POOS forecasts were made using a rolling window approach in order to calculate RMSEs and conduct DM test comparisons (see Section 2.3.3). For each POOS step, which makes use of 1 of the 100 data points in the test set, 162 data points before it make up the train set. We first simulate the data availability at the point. Depending on the version of the model, data available for MD, QD and GDP are different (Table 3). We cut the datasets to the corresponding levels and then apply the ragged edge filling up to the quarter predicted. This allows the error introduced by the ragged edge to affect this POOS estimate. Hence, we avoid data leakage and our model evaluation effectively reflects the accuracy of future predictions.</w:t>
+        <w:t>The POOS forecasts were made using a rolling window approach in order to calculate RMSEs and conduct DM test comparisons (see Section 2.3.3). For each POOS step, which makes use of 1 of the 100 data points in the test set, 162 data points before it make up the train set. We first simulate the data availability at the point. Depending on the version of the model, data available for MD, QD and GDP are different (Table 3). We cut the datasets to the corresponding levels and then apply the ragged edge filling up to the quarter predicted. This allows the error introduced by the ragged edge to affect this POOS estimate. Hence, we avoid data leakage and our model evaluation effectively reflects the accuracy of future predictions. In calendar terms, the 100-quarter test period runs from 2001Q1 to 2025Q4, with training data drawn from as early as 1960Q3.</w:t>
       </w:r>
     </w:p>
     <w:p>

--- a/Technical Documentation.docx
+++ b/Technical Documentation.docx
@@ -4248,322 +4248,17 @@
         <w:rPr>
           <w:rtl w:val="0"/>
         </w:rPr>
-        <w:t xml:space="preserve">Comparing the mean RMSE of each version, we see that unsurprisingly, the best nowcasts are made later in the prediction window, as more data is available (see Table 4). Version 6 nowcasts tended to be exceptionally accurate, which reflects the possibility that the GDP flash estimates would already be out at this time, along with other macroeconomic indicators that are calculated in the same fashion. Because our POOS does not take into account data vintages, this means that our version 6 nowcasts might be taking in the latest “true” indicators and hence there may be data leakage occurring.</w:t>
-      </w:r>
-    </w:p>
-    <w:p>
-      <w:pPr>
-        <w:rPr/>
-      </w:pPr>
-      <w:r>
-        <w:rPr>
-          <w:rtl w:val="0"/>
-        </w:rPr>
-      </w:r>
-    </w:p>
-    <w:tbl>
-      <w:tblPr>
-        <w:tblStyle w:val="Table4"/>
-        <w:tblW w:w="9000.0" w:type="dxa"/>
-        <w:jc w:val="left"/>
-        <w:tblBorders>
-          <w:top w:color="000000" w:space="0" w:sz="6" w:val="single"/>
-          <w:left w:color="000000" w:space="0" w:sz="6" w:val="single"/>
-          <w:bottom w:color="000000" w:space="0" w:sz="6" w:val="single"/>
-          <w:right w:color="000000" w:space="0" w:sz="6" w:val="single"/>
-          <w:insideH w:color="000000" w:space="0" w:sz="6" w:val="single"/>
-          <w:insideV w:color="000000" w:space="0" w:sz="6" w:val="single"/>
-        </w:tblBorders>
-        <w:tblLayout w:type="fixed"/>
-        <w:tblLook w:val="0600"/>
-      </w:tblPr>
-      <w:tblGrid>
-        <w:gridCol w:w="1725"/>
-        <w:gridCol w:w="7275"/>
-        <w:tblGridChange w:id="0">
-          <w:tblGrid>
-            <w:gridCol w:w="1725"/>
-            <w:gridCol w:w="7275"/>
-          </w:tblGrid>
-        </w:tblGridChange>
-      </w:tblGrid>
-      <w:tr>
-        <w:trPr>
-          <w:cantSplit w:val="0"/>
-          <w:tblHeader w:val="0"/>
-        </w:trPr>
-        <w:tc>
-          <w:tcPr/>
-          <w:p>
-            <w:pPr>
-              <w:widowControl w:val="0"/>
-              <w:jc w:val="left"/>
-              <w:rPr/>
-            </w:pPr>
-            <w:r>
-              <w:rPr>
-                <w:rtl w:val="0"/>
-              </w:rPr>
-              <w:t xml:space="preserve">Version</w:t>
-            </w:r>
-          </w:p>
-        </w:tc>
-        <w:tc>
-          <w:tcPr/>
-          <w:p>
-            <w:pPr>
-              <w:widowControl w:val="0"/>
-              <w:jc w:val="left"/>
-              <w:rPr/>
-            </w:pPr>
-            <w:r>
-              <w:rPr>
-                <w:rtl w:val="0"/>
-              </w:rPr>
-              <w:t xml:space="preserve">Mean RMSE across all models</w:t>
-            </w:r>
-          </w:p>
-        </w:tc>
-      </w:tr>
-      <w:tr>
-        <w:trPr>
-          <w:cantSplit w:val="0"/>
-          <w:tblHeader w:val="0"/>
-        </w:trPr>
-        <w:tc>
-          <w:tcPr/>
-          <w:p>
-            <w:pPr>
-              <w:widowControl w:val="0"/>
-              <w:jc w:val="left"/>
-              <w:rPr/>
-            </w:pPr>
-            <w:r>
-              <w:rPr>
-                <w:rtl w:val="0"/>
-              </w:rPr>
-              <w:t xml:space="preserve">6</w:t>
-            </w:r>
-          </w:p>
-        </w:tc>
-        <w:tc>
-          <w:tcPr/>
-          <w:p>
-            <w:pPr>
-              <w:widowControl w:val="0"/>
-              <w:jc w:val="left"/>
-              <w:rPr/>
-            </w:pPr>
-            <w:r>
-              <w:rPr>
-                <w:rtl w:val="0"/>
-              </w:rPr>
-              <w:t xml:space="preserve">1.129</w:t>
-            </w:r>
-          </w:p>
-        </w:tc>
-      </w:tr>
-      <w:tr>
-        <w:trPr>
-          <w:cantSplit w:val="0"/>
-          <w:tblHeader w:val="0"/>
-        </w:trPr>
-        <w:tc>
-          <w:tcPr/>
-          <w:p>
-            <w:pPr>
-              <w:widowControl w:val="0"/>
-              <w:jc w:val="left"/>
-              <w:rPr/>
-            </w:pPr>
-            <w:r>
-              <w:rPr>
-                <w:rtl w:val="0"/>
-              </w:rPr>
-              <w:t xml:space="preserve">5</w:t>
-            </w:r>
-          </w:p>
-        </w:tc>
-        <w:tc>
-          <w:tcPr/>
-          <w:p>
-            <w:pPr>
-              <w:widowControl w:val="0"/>
-              <w:jc w:val="left"/>
-              <w:rPr/>
-            </w:pPr>
-            <w:r>
-              <w:rPr>
-                <w:rtl w:val="0"/>
-              </w:rPr>
-              <w:t xml:space="preserve">2.174</w:t>
-            </w:r>
-          </w:p>
-        </w:tc>
-      </w:tr>
-      <w:tr>
-        <w:trPr>
-          <w:cantSplit w:val="0"/>
-          <w:tblHeader w:val="0"/>
-        </w:trPr>
-        <w:tc>
-          <w:tcPr/>
-          <w:p>
-            <w:pPr>
-              <w:widowControl w:val="0"/>
-              <w:jc w:val="left"/>
-              <w:rPr/>
-            </w:pPr>
-            <w:r>
-              <w:rPr>
-                <w:rtl w:val="0"/>
-              </w:rPr>
-              <w:t xml:space="preserve">4</w:t>
-            </w:r>
-          </w:p>
-        </w:tc>
-        <w:tc>
-          <w:tcPr/>
-          <w:p>
-            <w:pPr>
-              <w:widowControl w:val="0"/>
-              <w:jc w:val="left"/>
-              <w:rPr/>
-            </w:pPr>
-            <w:r>
-              <w:rPr>
-                <w:rtl w:val="0"/>
-              </w:rPr>
-              <w:t xml:space="preserve">2.316</w:t>
-            </w:r>
-          </w:p>
-        </w:tc>
-      </w:tr>
-      <w:tr>
-        <w:trPr>
-          <w:cantSplit w:val="0"/>
-          <w:tblHeader w:val="0"/>
-        </w:trPr>
-        <w:tc>
-          <w:tcPr/>
-          <w:p>
-            <w:pPr>
-              <w:widowControl w:val="0"/>
-              <w:jc w:val="left"/>
-              <w:rPr/>
-            </w:pPr>
-            <w:r>
-              <w:rPr>
-                <w:rtl w:val="0"/>
-              </w:rPr>
-              <w:t xml:space="preserve">3</w:t>
-            </w:r>
-          </w:p>
-        </w:tc>
-        <w:tc>
-          <w:tcPr/>
-          <w:p>
-            <w:pPr>
-              <w:widowControl w:val="0"/>
-              <w:jc w:val="left"/>
-              <w:rPr/>
-            </w:pPr>
-            <w:r>
-              <w:rPr>
-                <w:rtl w:val="0"/>
-              </w:rPr>
-              <w:t xml:space="preserve">2.326</w:t>
-            </w:r>
-          </w:p>
-        </w:tc>
-      </w:tr>
-      <w:tr>
-        <w:trPr>
-          <w:cantSplit w:val="0"/>
-          <w:tblHeader w:val="0"/>
-        </w:trPr>
-        <w:tc>
-          <w:tcPr/>
-          <w:p>
-            <w:pPr>
-              <w:widowControl w:val="0"/>
-              <w:jc w:val="left"/>
-              <w:rPr/>
-            </w:pPr>
-            <w:r>
-              <w:rPr>
-                <w:rtl w:val="0"/>
-              </w:rPr>
-              <w:t xml:space="preserve">2</w:t>
-            </w:r>
-          </w:p>
-        </w:tc>
-        <w:tc>
-          <w:tcPr/>
-          <w:p>
-            <w:pPr>
-              <w:widowControl w:val="0"/>
-              <w:jc w:val="left"/>
-              <w:rPr/>
-            </w:pPr>
-            <w:r>
-              <w:rPr>
-                <w:rtl w:val="0"/>
-              </w:rPr>
-              <w:t xml:space="preserve">2.343</w:t>
-            </w:r>
-          </w:p>
-        </w:tc>
-      </w:tr>
-      <w:tr>
-        <w:trPr>
-          <w:cantSplit w:val="0"/>
-          <w:tblHeader w:val="0"/>
-        </w:trPr>
-        <w:tc>
-          <w:tcPr/>
-          <w:p>
-            <w:pPr>
-              <w:widowControl w:val="0"/>
-              <w:jc w:val="left"/>
-              <w:rPr/>
-            </w:pPr>
-            <w:r>
-              <w:rPr>
-                <w:rtl w:val="0"/>
-              </w:rPr>
-              <w:t xml:space="preserve">1</w:t>
-            </w:r>
-          </w:p>
-        </w:tc>
-        <w:tc>
-          <w:tcPr/>
-          <w:p>
-            <w:pPr>
-              <w:widowControl w:val="0"/>
-              <w:jc w:val="left"/>
-              <w:rPr/>
-            </w:pPr>
-            <w:r>
-              <w:rPr>
-                <w:rtl w:val="0"/>
-              </w:rPr>
-              <w:t xml:space="preserve">2.456</w:t>
-            </w:r>
-          </w:p>
-        </w:tc>
-      </w:tr>
-    </w:tbl>
-    <w:p>
-      <w:pPr>
-        <w:jc w:val="center"/>
-        <w:rPr/>
-      </w:pPr>
-      <w:r>
-        <w:rPr>
-          <w:rtl w:val="0"/>
-        </w:rPr>
-        <w:t xml:space="preserve">Table 4: Mean RMSE across all models</w:t>
+        <w:t>Comparing the mean RMSE of each version, we see that unsurprisingly, the best nowcasts are made later in the prediction window, as more data is available (visible directly in Table 5, which reports RMSE by model across all 6 versions). Version 6 nowcasts tended to be exceptionally accurate, which reflects the possibility that the GDP flash estimates would already be out at this time, along with other macroeconomic indicators that are calculated in the same fashion. Because our POOS does not take into account data vintages, this means that our version 6 nowcasts might be taking in the latest “true” indicators and hence there may be data leakage occurring.</w:t>
+      </w:r>
+    </w:p>
+    <w:p>
+      <w:pPr>
+        <w:rPr/>
+      </w:pPr>
+      <w:r>
+        <w:rPr>
+          <w:rtl w:val="0"/>
+        </w:rPr>
       </w:r>
     </w:p>
     <w:p>

--- a/Technical Documentation.docx
+++ b/Technical Documentation.docx
@@ -37,6 +37,7 @@
           <w:vertAlign w:val="baseline"/>
         </w:rPr>
         <w:sectPr>
+          <w:footerReference w:type="default" r:id="rId28"/>
           <w:pgSz w:h="16838" w:w="11906" w:orient="portrait"/>
           <w:pgMar w:bottom="1440" w:top="1440" w:left="1440" w:right="1440" w:header="720" w:footer="720"/>
           <w:pgNumType w:start="1"/>
@@ -20087,6 +20088,7 @@
         </w:rPr>
         <w:sectPr>
           <w:headerReference r:id="rId25" w:type="default"/>
+          <w:footerReference w:type="default" r:id="rId29"/>
           <w:type w:val="nextPage"/>
           <w:pgSz w:h="16838" w:w="11906" w:orient="portrait"/>
           <w:pgMar w:bottom="1440" w:top="1440" w:left="1440" w:right="1440" w:header="720" w:footer="720"/>
@@ -20123,6 +20125,7 @@
         </w:rPr>
         <w:sectPr>
           <w:headerReference r:id="rId26" w:type="default"/>
+          <w:footerReference w:type="default" r:id="rId30"/>
           <w:type w:val="nextPage"/>
           <w:pgSz w:h="16838" w:w="11906" w:orient="portrait"/>
           <w:pgMar w:bottom="1440" w:top="1440" w:left="1440" w:right="1440" w:header="720" w:footer="720"/>
@@ -20570,6 +20573,7 @@
     </w:p>
     <w:sectPr>
       <w:headerReference r:id="rId27" w:type="default"/>
+      <w:footerReference w:type="default" r:id="rId31"/>
       <w:type w:val="nextPage"/>
       <w:pgSz w:h="16838" w:w="11906" w:orient="portrait"/>
       <w:pgMar w:bottom="1440" w:top="1440" w:left="1440" w:right="1440" w:header="720" w:footer="720"/>
@@ -20577,6 +20581,70 @@
     </w:sectPr>
   </w:body>
 </w:document>
+</file>
+
+<file path=word/footer1.xml><?xml version="1.0" encoding="utf-8"?>
+<w:ftr xmlns:m="http://schemas.openxmlformats.org/officeDocument/2006/math" xmlns:mc="http://schemas.openxmlformats.org/markup-compatibility/2006" xmlns:mo="http://schemas.microsoft.com/office/mac/office/2008/main" xmlns:mv="urn:schemas-microsoft-com:mac:vml" xmlns:o="urn:schemas-microsoft-com:office:office" xmlns:r="http://schemas.openxmlformats.org/officeDocument/2006/relationships" xmlns:v="urn:schemas-microsoft-com:vml" xmlns:w10="urn:schemas-microsoft-com:office:word" xmlns:w14="http://schemas.microsoft.com/office/word/2010/wordml" xmlns:w="http://schemas.openxmlformats.org/wordprocessingml/2006/main" xmlns:wne="http://schemas.microsoft.com/office/word/2006/wordml" xmlns:wp14="http://schemas.microsoft.com/office/word/2010/wordprocessingDrawing" xmlns:wp="http://schemas.openxmlformats.org/drawingml/2006/wordprocessingDrawing" xmlns:wpc="http://schemas.microsoft.com/office/word/2010/wordprocessingCanvas" xmlns:wpg="http://schemas.microsoft.com/office/word/2010/wordprocessingGroup" xmlns:wpi="http://schemas.microsoft.com/office/word/2010/wordprocessingInk" xmlns:wps="http://schemas.microsoft.com/office/word/2010/wordprocessingShape" mc:Ignorable="w14 wp14">
+  <w:p>
+    <w:pPr>
+      <w:pStyle w:val="Footer"/>
+      <w:jc w:val="center"/>
+    </w:pPr>
+    <w:r>
+      <w:fldChar w:fldCharType="begin"/>
+      <w:instrText xml:space="preserve">PAGE</w:instrText>
+      <w:fldChar w:fldCharType="end"/>
+    </w:r>
+  </w:p>
+</w:ftr>
+</file>
+
+<file path=word/footer2.xml><?xml version="1.0" encoding="utf-8"?>
+<w:ftr xmlns:m="http://schemas.openxmlformats.org/officeDocument/2006/math" xmlns:mc="http://schemas.openxmlformats.org/markup-compatibility/2006" xmlns:mo="http://schemas.microsoft.com/office/mac/office/2008/main" xmlns:mv="urn:schemas-microsoft-com:mac:vml" xmlns:o="urn:schemas-microsoft-com:office:office" xmlns:r="http://schemas.openxmlformats.org/officeDocument/2006/relationships" xmlns:v="urn:schemas-microsoft-com:vml" xmlns:w10="urn:schemas-microsoft-com:office:word" xmlns:w14="http://schemas.microsoft.com/office/word/2010/wordml" xmlns:w="http://schemas.openxmlformats.org/wordprocessingml/2006/main" xmlns:wne="http://schemas.microsoft.com/office/word/2006/wordml" xmlns:wp14="http://schemas.microsoft.com/office/word/2010/wordprocessingDrawing" xmlns:wp="http://schemas.openxmlformats.org/drawingml/2006/wordprocessingDrawing" xmlns:wpc="http://schemas.microsoft.com/office/word/2010/wordprocessingCanvas" xmlns:wpg="http://schemas.microsoft.com/office/word/2010/wordprocessingGroup" xmlns:wpi="http://schemas.microsoft.com/office/word/2010/wordprocessingInk" xmlns:wps="http://schemas.microsoft.com/office/word/2010/wordprocessingShape" mc:Ignorable="w14 wp14">
+  <w:p>
+    <w:pPr>
+      <w:pStyle w:val="Footer"/>
+      <w:jc w:val="center"/>
+    </w:pPr>
+    <w:r>
+      <w:fldChar w:fldCharType="begin"/>
+      <w:instrText xml:space="preserve">PAGE</w:instrText>
+      <w:fldChar w:fldCharType="end"/>
+    </w:r>
+  </w:p>
+</w:ftr>
+</file>
+
+<file path=word/footer3.xml><?xml version="1.0" encoding="utf-8"?>
+<w:ftr xmlns:m="http://schemas.openxmlformats.org/officeDocument/2006/math" xmlns:mc="http://schemas.openxmlformats.org/markup-compatibility/2006" xmlns:mo="http://schemas.microsoft.com/office/mac/office/2008/main" xmlns:mv="urn:schemas-microsoft-com:mac:vml" xmlns:o="urn:schemas-microsoft-com:office:office" xmlns:r="http://schemas.openxmlformats.org/officeDocument/2006/relationships" xmlns:v="urn:schemas-microsoft-com:vml" xmlns:w10="urn:schemas-microsoft-com:office:word" xmlns:w14="http://schemas.microsoft.com/office/word/2010/wordml" xmlns:w="http://schemas.openxmlformats.org/wordprocessingml/2006/main" xmlns:wne="http://schemas.microsoft.com/office/word/2006/wordml" xmlns:wp14="http://schemas.microsoft.com/office/word/2010/wordprocessingDrawing" xmlns:wp="http://schemas.openxmlformats.org/drawingml/2006/wordprocessingDrawing" xmlns:wpc="http://schemas.microsoft.com/office/word/2010/wordprocessingCanvas" xmlns:wpg="http://schemas.microsoft.com/office/word/2010/wordprocessingGroup" xmlns:wpi="http://schemas.microsoft.com/office/word/2010/wordprocessingInk" xmlns:wps="http://schemas.microsoft.com/office/word/2010/wordprocessingShape" mc:Ignorable="w14 wp14">
+  <w:p>
+    <w:pPr>
+      <w:pStyle w:val="Footer"/>
+      <w:jc w:val="center"/>
+    </w:pPr>
+    <w:r>
+      <w:fldChar w:fldCharType="begin"/>
+      <w:instrText xml:space="preserve">PAGE</w:instrText>
+      <w:fldChar w:fldCharType="end"/>
+    </w:r>
+  </w:p>
+</w:ftr>
+</file>
+
+<file path=word/footer4.xml><?xml version="1.0" encoding="utf-8"?>
+<w:ftr xmlns:m="http://schemas.openxmlformats.org/officeDocument/2006/math" xmlns:mc="http://schemas.openxmlformats.org/markup-compatibility/2006" xmlns:mo="http://schemas.microsoft.com/office/mac/office/2008/main" xmlns:mv="urn:schemas-microsoft-com:mac:vml" xmlns:o="urn:schemas-microsoft-com:office:office" xmlns:r="http://schemas.openxmlformats.org/officeDocument/2006/relationships" xmlns:v="urn:schemas-microsoft-com:vml" xmlns:w10="urn:schemas-microsoft-com:office:word" xmlns:w14="http://schemas.microsoft.com/office/word/2010/wordml" xmlns:w="http://schemas.openxmlformats.org/wordprocessingml/2006/main" xmlns:wne="http://schemas.microsoft.com/office/word/2006/wordml" xmlns:wp14="http://schemas.microsoft.com/office/word/2010/wordprocessingDrawing" xmlns:wp="http://schemas.openxmlformats.org/drawingml/2006/wordprocessingDrawing" xmlns:wpc="http://schemas.microsoft.com/office/word/2010/wordprocessingCanvas" xmlns:wpg="http://schemas.microsoft.com/office/word/2010/wordprocessingGroup" xmlns:wpi="http://schemas.microsoft.com/office/word/2010/wordprocessingInk" xmlns:wps="http://schemas.microsoft.com/office/word/2010/wordprocessingShape" mc:Ignorable="w14 wp14">
+  <w:p>
+    <w:pPr>
+      <w:pStyle w:val="Footer"/>
+      <w:jc w:val="center"/>
+    </w:pPr>
+    <w:r>
+      <w:fldChar w:fldCharType="begin"/>
+      <w:instrText xml:space="preserve">PAGE</w:instrText>
+      <w:fldChar w:fldCharType="end"/>
+    </w:r>
+  </w:p>
+</w:ftr>
 </file>
 
 <file path=word/footnotes.xml><?xml version="1.0" encoding="utf-8"?>

--- a/Technical Documentation.docx
+++ b/Technical Documentation.docx
@@ -6602,47 +6602,10 @@
         </w:rPr>
         <w:t xml:space="preserve">We took care to minimise the user’s memory load by making objects, actions, and options visible and easily retrievable. Within the onboarding wizard we ensure that the user understands the different functionalities of the app as well as certain pieces of information that may be more technical (e.g. what the ‘flash estimate’ under the Historical Data tab’s display options refers to). Beyond this initial user orientation, we have several tooltips integrated into the interface so that the user can retrieve this information whenever they need it. This ensures that the user does not have to remember information from one part of the interface after they have navigated to another section. Additionally, in the DM statistics table overlay, the RMSE values are still provided on the side for easy reference so that users are able to assess the differences in RMSE values for the different models using the appropriate DM test p-value.</w:t>
       </w:r>
-      <w:r>
-        <w:drawing>
-          <wp:anchor allowOverlap="1" behindDoc="0" distB="114300" distT="114300" distL="114300" distR="114300" hidden="0" layoutInCell="1" locked="0" relativeHeight="0" simplePos="0">
-            <wp:simplePos x="0" y="0"/>
-            <wp:positionH relativeFrom="column">
-              <wp:posOffset>57151</wp:posOffset>
-            </wp:positionH>
-            <wp:positionV relativeFrom="paragraph">
-              <wp:posOffset>134268</wp:posOffset>
-            </wp:positionV>
-            <wp:extent cx="2485762" cy="1203424"/>
-            <wp:effectExtent b="0" l="0" r="0" t="0"/>
-            <wp:wrapSquare wrapText="bothSides" distB="114300" distT="114300" distL="114300" distR="114300"/>
-            <wp:docPr id="1" name="image7.png"/>
-            <a:graphic>
-              <a:graphicData uri="http://schemas.openxmlformats.org/drawingml/2006/picture">
-                <pic:pic>
-                  <pic:nvPicPr>
-                    <pic:cNvPr id="0" name="image7.png"/>
-                    <pic:cNvPicPr preferRelativeResize="0"/>
-                  </pic:nvPicPr>
-                  <pic:blipFill>
-                    <a:blip r:embed="rId16"/>
-                    <a:srcRect b="0" l="0" r="0" t="0"/>
-                    <a:stretch>
-                      <a:fillRect/>
-                    </a:stretch>
-                  </pic:blipFill>
-                  <pic:spPr>
-                    <a:xfrm>
-                      <a:off x="0" y="0"/>
-                      <a:ext cx="2485762" cy="1203424"/>
-                    </a:xfrm>
-                    <a:prstGeom prst="rect"/>
-                    <a:ln/>
-                  </pic:spPr>
-                </pic:pic>
-              </a:graphicData>
-            </a:graphic>
-          </wp:anchor>
-        </w:drawing>
+    </w:p>
+    <w:p>
+      <w:r>
+        <w:t>[Screenshot pending: this figure will show the redesigned DM Statistics panel (single t-statistic per model pair, no matrix) once Supabase is restored and the live app can be captured. The previous version of this figure was an early mockup with placeholder Lorem ipsum text and has been removed.]</w:t>
       </w:r>
     </w:p>
     <w:p>

--- a/Technical Documentation.docx
+++ b/Technical Documentation.docx
@@ -1041,19 +1041,17 @@
         <w:rPr>
           <w:rtl w:val="0"/>
         </w:rPr>
-        <w:t xml:space="preserve">In load_data.py, the latest FRED MD and QD data is extracted from the .csv links provided by FRED. Each series is then transformed based on the recommended transformation by McCracken and Ng (2016) for MD and McCracken and Ng (2020) for QD. The target variable is extracted from the log-differenced (the recommended transformation) GDPC1 series in QD and annualised by multiplying it by 400. We also drop columns that were dropped by both papers to create a balanced panel and remove irregular series without losing observations. We also removed series that are either highly correlated with GDP, like Real Value-Added Output (see Fig. 1), which are calculated from GDP figures</w:t>
+        <w:t>In load_data.py, the latest FRED MD and QD data is extracted from the .csv links provided by FRED. Each series is then transformed based on the recommended transformation by McCracken and Ng (2016) for MD and McCracken and Ng (2020) for QD. The target variable is extracted from the log-differenced (the recommended transformation) GDPC1 series in QD and annualised by multiplying it by 400. We also drop columns that were dropped by both papers to create a balanced panel and remove irregular series without losing observations. We also removed series that are either highly correlated with GDP, like Real Value-Added Output (see Fig. 1), which are calculated from GDP figures. Finally, we also dropped the series in QD that also appears in MD to avoid redundant information from the same variable being represented at two different frequencies, which would introduce multicollinearity and dilute the mixed-frequency signal that our models later rely on. Table A in the Appendix shows the full list of reasons behind why each series was dropped.  Real GDP components that remain in the dataset — PCECC96 (consumption), GPDIC1 (investment), and EXPGSC1 (exports) — are restricted to entering only as lags, never contemporaneously, for the same reason: using them same-quarter would let a model partially reconstruct GDP from its own components rather than genuinely forecast it.</w:t>
       </w:r>
       <w:r>
         <w:rPr>
           <w:vertAlign w:val="superscript"/>
         </w:rPr>
-        <w:footnoteReference w:customMarkFollows="0" w:id="0"/>
-      </w:r>
-      <w:r>
-        <w:rPr>
-          <w:rtl w:val="0"/>
-        </w:rPr>
-        <w:t xml:space="preserve">. Finally, we also dropped the series in QD that also appears in MD to avoid redundant information from the same variable being represented at two different frequencies, which would introduce multicollinearity and dilute the mixed-frequency signal that our models later rely on. Table A in the Appendix shows the full list of reasons behind why each series was dropped. </w:t>
+      </w:r>
+      <w:r>
+        <w:rPr>
+          <w:rtl w:val="0"/>
+        </w:rPr>
       </w:r>
     </w:p>
     <w:p>
@@ -1203,7 +1201,7 @@
         <w:rPr>
           <w:rtl w:val="0"/>
         </w:rPr>
-        <w:t xml:space="preserve">Our benchmark model is an AR(2) model. 2 lags were determined based on testing out a range of possible </w:t>
+        <w:t>Our benchmark model is an AR(2) model. 2 lags were determined based on testing out a range of possible p lags up to p = 12, and using the Aikaike Information Criterion (AIC) to determine that the optimal number of lags is two. The AR(2) model is implemented via Ordinary Least Squares (OLS) on two lagged predictors using the statsmodels package. The equation of the model is shown below. When the immediately preceding quarter's GDP is not yet released, the benchmark uses a direct 2-step forecast instead — regressing GDP growth on the t-2 and t-3 lags directly, rather than imputing the missing t-1 lag from another model's prediction. This keeps the benchmark a genuine floor: it only ever uses real, released GDP history.</w:t>
       </w:r>
       <w:r>
         <w:rPr>
@@ -1211,13 +1209,11 @@
           <w:iCs w:val="1"/>
           <w:rtl w:val="0"/>
         </w:rPr>
-        <w:t xml:space="preserve">p</w:t>
-      </w:r>
-      <w:r>
-        <w:rPr>
-          <w:rtl w:val="0"/>
-        </w:rPr>
-        <w:t xml:space="preserve"> lags up to </w:t>
+      </w:r>
+      <w:r>
+        <w:rPr>
+          <w:rtl w:val="0"/>
+        </w:rPr>
       </w:r>
       <w:r>
         <w:rPr>
@@ -1225,13 +1221,11 @@
           <w:iCs w:val="1"/>
           <w:rtl w:val="0"/>
         </w:rPr>
-        <w:t xml:space="preserve">p </w:t>
-      </w:r>
-      <w:r>
-        <w:rPr>
-          <w:rtl w:val="0"/>
-        </w:rPr>
-        <w:t xml:space="preserve">= 12, and using the Aikaike Information Criterion (AIC) to determine that the optimal number of lags is two. The AR(2) model is implemented via Ordinary Least Squares (OLS) on two lagged predictors using the statsmodels package. The equation of the model is shown below.</w:t>
+      </w:r>
+      <w:r>
+        <w:rPr>
+          <w:rtl w:val="0"/>
+        </w:rPr>
       </w:r>
     </w:p>
     <w:p>
@@ -3420,7 +3414,7 @@
         <w:rPr>
           <w:rtl w:val="0"/>
         </w:rPr>
-        <w:t xml:space="preserve">In order to compare our 6 models, we use three different measures. First, we compare both the root mean square forecast error and the mean absolute forecast error using a pseudo-out-of-sample forecast method. Second, we use the Diebold-Mariano (1995) test (DM test) for the null hypothesis of equal predictive accuracy to determine if the predictive superiority of our models is significant.</w:t>
+        <w:t>In order to compare our 6 models, we use three different measures. First, we compare both the root mean square forecast error and the mean absolute forecast error using a pseudo-out-of-sample forecast method. Second, we use the Diebold-Mariano (1995) test (DM test) for the null hypothesis of equal predictive accuracy to determine if the predictive superiority of our models is significant. Note: the RMSE and DM figures in this section (Tables 5-9, Appendix Tables B-D) predate the AR-benchmark, GDP-lag, and DM-loss-function fixes described above (Sections 2.2.1, 2.1.1, 2.3.3) — they are pending a re-run of the full historical POOS pipeline and will be refreshed in a follow-up update, not fabricated or hand-edited here.</w:t>
       </w:r>
     </w:p>
     <w:p>

--- a/Technical Documentation.docx
+++ b/Technical Documentation.docx
@@ -3414,7 +3414,7 @@
         <w:rPr>
           <w:rtl w:val="0"/>
         </w:rPr>
-        <w:t>In order to compare our 6 models, we use three different measures. First, we compare both the root mean square forecast error and the mean absolute forecast error using a pseudo-out-of-sample forecast method. Second, we use the Diebold-Mariano (1995) test (DM test) for the null hypothesis of equal predictive accuracy to determine if the predictive superiority of our models is significant. Note: the RMSE and DM figures in this section (Tables 5-9, Appendix Tables B-D) predate the AR-benchmark, GDP-lag, and DM-loss-function fixes described above (Sections 2.2.1, 2.1.1, 2.3.3) — they are pending a re-run of the full historical POOS pipeline and will be refreshed in a follow-up update, not fabricated or hand-edited here.</w:t>
+        <w:t>In order to compare our 6 models, we use three different measures. First, we compare both the root mean square forecast error and the mean absolute forecast error using a pseudo-out-of-sample forecast method. Second, we use the Diebold-Mariano (1995) test (DM test) for the null hypothesis of equal predictive accuracy to determine if the predictive superiority of our models is significant. Note: the RMSE and DM figures in this section (Table 5 and Appendix Tables B–D) predate the AR-benchmark, GDP-lag, and DM-loss-function fixes described above (Sections 2.2.1, 2.1.1, 2.3.3) — they are pending a re-run of the full historical POOS pipeline and will be refreshed in a follow-up update, not fabricated or hand-edited here.</w:t>
       </w:r>
     </w:p>
     <w:p>

--- a/Technical Documentation.docx
+++ b/Technical Documentation.docx
@@ -4243,7 +4243,7 @@
         <w:rPr>
           <w:rtl w:val="0"/>
         </w:rPr>
-        <w:t>Comparing the mean RMSE of each version, we see that unsurprisingly, the best nowcasts are made later in the prediction window, as more data is available (visible directly in Table 5, which reports RMSE by model across all 6 versions). Version 6 nowcasts tended to be exceptionally accurate, which reflects the possibility that the GDP flash estimates would already be out at this time, along with other macroeconomic indicators that are calculated in the same fashion. Because our POOS does not take into account data vintages, this means that our version 6 nowcasts might be taking in the latest “true” indicators and hence there may be data leakage occurring.</w:t>
+        <w:t>Comparing the mean RMSE of each version, we see that unsurprisingly, the best nowcasts are made later in the prediction window, as more data is available (visible in Table 5, whose per-version RMSE declines as more data becomes available; the full model × version RMSE grid is in Appendix Table C). Version 6 nowcasts tended to be exceptionally accurate, which reflects the possibility that the GDP flash estimates would already be out at this time, along with other macroeconomic indicators that are calculated in the same fashion. Because our POOS does not take into account data vintages, this means that our version 6 nowcasts might be taking in the latest “true” indicators and hence there may be data leakage occurring.</w:t>
       </w:r>
     </w:p>
     <w:p>
@@ -6092,7 +6092,7 @@
         <w:rPr>
           <w:rtl w:val="0"/>
         </w:rPr>
-        <w:t xml:space="preserve">The dashboard consists of a main graphical display that occupies most of the screen, and a ‘control panel’ on the right, consisting of different selections the user can make that correspond to the data they would like to retrieve and visualise. The application consists of 2 tabs which both follow this layout: (1) the Nowcast tab that allows users to visualise our Nowcasted GDP growth values for the current and previous quarter, and (2) the Historical Values tab that allows users to see how our Nowcasting models would have performed based on past data, compare these predictions to the actual released values &amp; view evaluation metrics for each model. </w:t>
+        <w:t xml:space="preserve">The dashboard consists of a main graphical display that occupies most of the screen, and a ‘control panel’ on the right, consisting of different selections the user can make that correspond to the data they would like to retrieve and visualise. The application consists of 2 tabs which both follow this layout: (1) the Nowcast tab that allows users to visualise our Nowcasted GDP growth values for the current and two preceding quarters, and (2) the Historical Values tab that allows users to see how our Nowcasting models would have performed based on past data, compare these predictions to the actual released values &amp; view evaluation metrics for each model. </w:t>
       </w:r>
     </w:p>
     <w:p>
@@ -6176,82 +6176,39 @@
         <w:rPr>
           <w:rtl w:val="0"/>
         </w:rPr>
-        <w:t xml:space="preserve">Under the Nowcast tab, users are able to view the </w:t>
-      </w:r>
-      <w:r>
-        <w:rPr>
-          <w:rtl w:val="0"/>
-        </w:rPr>
-        <w:t xml:space="preserve">Nowcasted</w:t>
-      </w:r>
-      <w:r>
-        <w:rPr>
-          <w:rtl w:val="0"/>
-        </w:rPr>
-        <w:t xml:space="preserve"> values by different models for the 2 most recent quarters. They can make changes to the quarters &amp; models selected, and choose whether or not they want to display the confidence intervals of one of the models (which are overlaid on the graph as shaded regions). They can also view descriptions of each model.</w:t>
-      </w:r>
-      <w:r>
-        <w:drawing>
-          <wp:anchor allowOverlap="1" behindDoc="0" distB="114300" distT="114300" distL="114300" distR="114300" hidden="0" layoutInCell="1" locked="0" relativeHeight="0" simplePos="0">
-            <wp:simplePos x="0" y="0"/>
-            <wp:positionH relativeFrom="column">
-              <wp:posOffset>1</wp:posOffset>
-            </wp:positionH>
-            <wp:positionV relativeFrom="paragraph">
-              <wp:posOffset>1762472</wp:posOffset>
-            </wp:positionV>
-            <wp:extent cx="3427649" cy="1638300"/>
-            <wp:effectExtent b="0" l="0" r="0" t="0"/>
-            <wp:wrapSquare wrapText="bothSides" distB="114300" distT="114300" distL="114300" distR="114300"/>
-            <wp:docPr id="7" name="image3.png"/>
-            <a:graphic>
-              <a:graphicData uri="http://schemas.openxmlformats.org/drawingml/2006/picture">
-                <pic:pic>
-                  <pic:nvPicPr>
-                    <pic:cNvPr id="0" name="image3.png"/>
-                    <pic:cNvPicPr preferRelativeResize="0"/>
-                  </pic:nvPicPr>
-                  <pic:blipFill>
-                    <a:blip r:embed="rId14"/>
-                    <a:srcRect b="0" l="0" r="0" t="0"/>
-                    <a:stretch>
-                      <a:fillRect/>
-                    </a:stretch>
-                  </pic:blipFill>
-                  <pic:spPr>
-                    <a:xfrm>
-                      <a:off x="0" y="0"/>
-                      <a:ext cx="3427649" cy="1638300"/>
-                    </a:xfrm>
-                    <a:prstGeom prst="rect"/>
-                    <a:ln/>
-                  </pic:spPr>
-                </pic:pic>
-              </a:graphicData>
-            </a:graphic>
-          </wp:anchor>
-        </w:drawing>
-      </w:r>
-    </w:p>
-    <w:p>
-      <w:pPr>
-        <w:rPr/>
-      </w:pPr>
-      <w:r>
-        <w:rPr>
-          <w:rtl w:val="0"/>
-        </w:rPr>
-      </w:r>
-    </w:p>
-    <w:p>
-      <w:pPr>
-        <w:rPr/>
-      </w:pPr>
-      <w:r>
-        <w:rPr>
-          <w:rtl w:val="0"/>
-        </w:rPr>
-        <w:t xml:space="preserve">Under the Historical Data tab, users are able to view the predicted values for past periods. They are able to select the time frame, model, and flash estimates, which refers to the month in a particular quarter the prediction would have been made. Evaluation metrics, such as the RMSE &amp; DM test p-values were also provided to help users evaluate how the models perform relative to one another. </w:t>
+        <w:t>Under the Nowcast tab, users are able to view the Nowcasted values by different models for the 3 most recent quarters. They can make changes to the quarters &amp; models selected, and choose whether or not they want to display the confidence intervals of one of the models (which are overlaid on the graph as shaded regions). They can also view descriptions of each model.</w:t>
+      </w:r>
+      <w:r>
+        <w:rPr>
+          <w:rtl w:val="0"/>
+        </w:rPr>
+      </w:r>
+      <w:r>
+        <w:rPr>
+          <w:rtl w:val="0"/>
+        </w:rPr>
+      </w:r>
+      <w:r/>
+    </w:p>
+    <w:p>
+      <w:pPr>
+        <w:rPr/>
+      </w:pPr>
+      <w:r>
+        <w:rPr>
+          <w:rtl w:val="0"/>
+        </w:rPr>
+      </w:r>
+    </w:p>
+    <w:p>
+      <w:pPr>
+        <w:rPr/>
+      </w:pPr>
+      <w:r>
+        <w:rPr>
+          <w:rtl w:val="0"/>
+        </w:rPr>
+        <w:t xml:space="preserve">Under the Historical Data tab, users are able to view the predicted values for past periods. They are able to select the time frame, model, and flash estimates, which refers to the month in a particular quarter the prediction would have been made. Evaluation metrics, such as the RMSE &amp; DM test t-statistics were also provided to help users evaluate how the models perform relative to one another. </w:t>
       </w:r>
     </w:p>
     <w:p>
@@ -6594,7 +6551,7 @@
         <w:rPr>
           <w:rtl w:val="0"/>
         </w:rPr>
-        <w:t xml:space="preserve">We took care to minimise the user’s memory load by making objects, actions, and options visible and easily retrievable. Within the onboarding wizard we ensure that the user understands the different functionalities of the app as well as certain pieces of information that may be more technical (e.g. what the ‘flash estimate’ under the Historical Data tab’s display options refers to). Beyond this initial user orientation, we have several tooltips integrated into the interface so that the user can retrieve this information whenever they need it. This ensures that the user does not have to remember information from one part of the interface after they have navigated to another section. Additionally, in the DM statistics table overlay, the RMSE values are still provided on the side for easy reference so that users are able to assess the differences in RMSE values for the different models using the appropriate DM test p-value.</w:t>
+        <w:t>We took care to minimise the user’s memory load by making objects, actions, and options visible and easily retrievable. Within the onboarding wizard we ensure that the user understands the different functionalities of the app as well as certain pieces of information that may be more technical (e.g. what the ‘flash estimate’ under the Historical Data tab’s display options refers to). Beyond this initial user orientation, we have several tooltips integrated into the interface so that the user can retrieve this information whenever they need it. This ensures that the user does not have to remember information from one part of the interface after they have navigated to another section. Additionally, in the DM statistics table overlay, the RMSE values are still provided on the side for easy reference so that users are able to assess the differences in RMSE values for the different models using the appropriate DM test t-statistic.</w:t>
       </w:r>
     </w:p>
     <w:p>
@@ -6637,19 +6594,17 @@
         <w:rPr>
           <w:rtl w:val="0"/>
         </w:rPr>
-        <w:t xml:space="preserve">To put the user in the best position to achieve their task, we wanted to </w:t>
-      </w:r>
-      <w:r>
-        <w:rPr>
-          <w:rtl w:val="0"/>
-        </w:rPr>
-        <w:t xml:space="preserve">minimise</w:t>
-      </w:r>
-      <w:r>
-        <w:rPr>
-          <w:rtl w:val="0"/>
-        </w:rPr>
-        <w:t xml:space="preserve"> the presence of irrelevant information at every touchpoint. This is because every piece of irrelevant information competes with the information that is actually useful to the user, and diminishes its relative visibility. For instance, under the Evaluation Metrics card of the Historical Data tab, we ensured that the ‘View DM Statistics’ button only appeared when more than one model had been selected. This is because the DM statistic should only be applied when conducting a pair-wise comparison between models. As such, when the user is only visualising one model, the DM statistic is irrelevant and displaying the button would not be meaningful to the user. Additionally, when the user has selected multiple models, the table only displays the DM test p-values and RMSE values that are applicable to them.</w:t>
+        <w:t>To put the user in the best position to achieve their task, we wanted to minimise the presence of irrelevant information at every touchpoint. This is because every piece of irrelevant information competes with the information that is actually useful to the user, and diminishes its relative visibility. For instance, under the Evaluation Metrics card of the Historical Data tab, we ensured that the ‘View DM Statistics’ button only appeared when more than one model had been selected. This is because the DM statistic should only be applied when conducting a pair-wise comparison between models. As such, when the user is only visualising one model, the DM statistic is irrelevant and displaying the button would not be meaningful to the user. Additionally, when the user has selected multiple models, the DM statistics panel only displays the DM test t-statistics and RMSE values that are applicable to them.</w:t>
+      </w:r>
+      <w:r>
+        <w:rPr>
+          <w:rtl w:val="0"/>
+        </w:rPr>
+      </w:r>
+      <w:r>
+        <w:rPr>
+          <w:rtl w:val="0"/>
+        </w:rPr>
       </w:r>
     </w:p>
     <w:p>
@@ -7093,13 +7048,12 @@
           <w:bCs w:val="1"/>
           <w:rtl w:val="0"/>
         </w:rPr>
-        <w:t xml:space="preserve">fetch_rmse</w:t>
-      </w:r>
-      <w:r>
-        <w:rPr>
-          <w:rtl w:val="0"/>
-        </w:rPr>
-        <w:t xml:space="preserve">: This function fetches RMSE for a specified list of models. It queries the model_forecasts table for entries matching the specified models and extracts the RMSE statistics for each, returning them as a dictionary, with model names as the keys.</w:t>
+        <w:t>fetch_rmse: This function fetches RMSE for a specified list of models. It queries the rmse table for entries matching the specified models and extracts the RMSE statistics for each, returning them as a dictionary, with model names as the keys.</w:t>
+      </w:r>
+      <w:r>
+        <w:rPr>
+          <w:rtl w:val="0"/>
+        </w:rPr>
       </w:r>
       <w:r>
         <w:rPr>
@@ -7127,13 +7081,12 @@
           <w:bCs w:val="1"/>
           <w:rtl w:val="0"/>
         </w:rPr>
-        <w:t xml:space="preserve">fetch_dm</w:t>
-      </w:r>
-      <w:r>
-        <w:rPr>
-          <w:rtl w:val="0"/>
-        </w:rPr>
-        <w:t xml:space="preserve">: This function fetches the required DM test variables for a pairwise comparison of 2 models and returns a symmetric matrix of DM test values for models selected by the user.</w:t>
+        <w:t>fetch_dm: This function fetches the required DM test variables for a pairwise comparison of 2 models and returns one row per unique model pair, each containing a DM test statistic, for models selected by the user.</w:t>
+      </w:r>
+      <w:r>
+        <w:rPr>
+          <w:rtl w:val="0"/>
+        </w:rPr>
       </w:r>
     </w:p>
     <w:p>
@@ -20550,6 +20503,8 @@
     <w:r>
       <w:fldChar w:fldCharType="begin"/>
       <w:instrText xml:space="preserve">PAGE</w:instrText>
+      <w:fldChar w:fldCharType="separate"/>
+      <w:t>1</w:t>
       <w:fldChar w:fldCharType="end"/>
     </w:r>
   </w:p>
@@ -20566,6 +20521,8 @@
     <w:r>
       <w:fldChar w:fldCharType="begin"/>
       <w:instrText xml:space="preserve">PAGE</w:instrText>
+      <w:fldChar w:fldCharType="separate"/>
+      <w:t>1</w:t>
       <w:fldChar w:fldCharType="end"/>
     </w:r>
   </w:p>
@@ -20582,6 +20539,8 @@
     <w:r>
       <w:fldChar w:fldCharType="begin"/>
       <w:instrText xml:space="preserve">PAGE</w:instrText>
+      <w:fldChar w:fldCharType="separate"/>
+      <w:t>1</w:t>
       <w:fldChar w:fldCharType="end"/>
     </w:r>
   </w:p>
@@ -20598,6 +20557,8 @@
     <w:r>
       <w:fldChar w:fldCharType="begin"/>
       <w:instrText xml:space="preserve">PAGE</w:instrText>
+      <w:fldChar w:fldCharType="separate"/>
+      <w:t>1</w:t>
       <w:fldChar w:fldCharType="end"/>
     </w:r>
   </w:p>
